--- a/descargas/eso/word/PRESENTE_eso_s4_lunes-21-dic.docx
+++ b/descargas/eso/word/PRESENTE_eso_s4_lunes-21-dic.docx
@@ -86,7 +86,7 @@
       </w:pPr>
       <w:r>
         <w:rPr/>
-        <w:t xml:space="preserve">«Ayer encendimos la cuarta vela». Se cuelga del lazo la tarjeta de la plantilla 4: «Para: ti. De: Dios». «El regalo tiene nombre y apellidos: los tuyos».</w:t>
+        <w:t xml:space="preserve">«Ayer encendimos la cuarta vela». Se gira el símbolo de la caja y se lee lo que pone detrás: «Para: ti. De: Dios». «El regalo tiene nombre y apellidos: los tuyos».</w:t>
       </w:r>
     </w:p>
     <w:p>
@@ -370,7 +370,7 @@
       </w:pPr>
       <w:r>
         <w:rPr/>
-        <w:t xml:space="preserve">María podía haber dicho «ya si eso…» o «pídeselo a otra». Dijo: «He aquí la esclava del Señor», es decir, «aquí estoy». Contestar «¡Presente!» al pasar lista es fácil. Contestarlo con la vida, no tanto. Si se usan, cada alumno recibe una tarjeta pequeña de la plantilla 4 y escribe en privado, por detrás: «Aquí estoy para…».</w:t>
+        <w:t xml:space="preserve">María podía haber dicho «ya si eso…» o «pídeselo a otra». Dijo: «He aquí la esclava del Señor», es decir, «aquí estoy». Contestar «¡Presente!» al pasar lista es fácil. Contestarlo con la vida, no tanto. Cada alumno recibe su tarjeta de la plantilla 4: delante escribe su nombre y, por detrás, en privado, «Esta semana estaré presente para…». La dobla, la pega y la deja dentro de la caja.</w:t>
       </w:r>
     </w:p>
     <w:p>
